--- a/Pregrado/Trabajo de grado 3/2026/_combinado_todos/Correo de bienvenida.docx
+++ b/Pregrado/Trabajo de grado 3/2026/_combinado_todos/Correo de bienvenida.docx
@@ -946,7 +946,25 @@
                 <w:color w:val="2B2B2B"/>
                 <w:sz w:val="20"/>
               </w:rPr>
-              <w:t xml:space="preserve"> de la semana viene en la carpeta de *Material de clases*, en </w:t>
+              <w:t xml:space="preserve"> de la semana viene en la carpeta de </w:t>
+            </w:r>
+            <w:r>
+              <w:rPr>
+                <w:rFonts w:ascii="Calibri" w:hAnsi="Calibri"/>
+                <w:i/>
+                <w:color w:val="2B2B2B"/>
+                <w:sz w:val="20"/>
+              </w:rPr>
+              <w:t>Material de clases</w:t>
+            </w:r>
+            <w:r>
+              <w:rPr>
+                <w:rFonts w:ascii="Calibri" w:hAnsi="Calibri"/>
+                <w:b w:val="0"/>
+                <w:color w:val="2B2B2B"/>
+                <w:sz w:val="20"/>
+              </w:rPr>
+              <w:t xml:space="preserve">, en </w:t>
             </w:r>
             <w:r>
               <w:rPr>

--- a/Pregrado/Trabajo de grado 3/2026/_combinado_todos/Correo de bienvenida.docx
+++ b/Pregrado/Trabajo de grado 3/2026/_combinado_todos/Correo de bienvenida.docx
@@ -1218,6 +1218,17 @@
           <w:color w:val="2B2B2B"/>
           <w:sz w:val="22"/>
         </w:rPr>
+        <w:t>Si necesitas asesoría sobre tu trabajo, puedes reservar un espacio en mi calendario cuando te sirva: https://calendar.app.google/1xkHJosUTHdLemvB7 — elige el horario que te quede bien y queda agendado.</w:t>
+      </w:r>
+    </w:p>
+    <w:p>
+      <w:r>
+        <w:rPr>
+          <w:rFonts w:ascii="Calibri" w:hAnsi="Calibri"/>
+          <w:b w:val="0"/>
+          <w:color w:val="2B2B2B"/>
+          <w:sz w:val="22"/>
+        </w:rPr>
         <w:t>Cualquier duda, escríbeme al correo de contacto.</w:t>
       </w:r>
     </w:p>

--- a/Pregrado/Trabajo de grado 3/2026/_combinado_todos/Correo de bienvenida.docx
+++ b/Pregrado/Trabajo de grado 3/2026/_combinado_todos/Correo de bienvenida.docx
@@ -722,7 +722,25 @@
                 <w:color w:val="2B2B2B"/>
                 <w:sz w:val="20"/>
               </w:rPr>
-              <w:t xml:space="preserve">. El encuentro es </w:t>
+              <w:t xml:space="preserve">. Las grabaciones están agrupadas en </w:t>
+            </w:r>
+            <w:r>
+              <w:rPr>
+                <w:rFonts w:ascii="Calibri" w:hAnsi="Calibri"/>
+                <w:b/>
+                <w:color w:val="2B2B2B"/>
+                <w:sz w:val="20"/>
+              </w:rPr>
+              <w:t>una carpeta por asignatura</w:t>
+            </w:r>
+            <w:r>
+              <w:rPr>
+                <w:rFonts w:ascii="Calibri" w:hAnsi="Calibri"/>
+                <w:b w:val="0"/>
+                <w:color w:val="2B2B2B"/>
+                <w:sz w:val="20"/>
+              </w:rPr>
+              <w:t xml:space="preserve">, y dentro de ella encontrarás todas las sesiones del curso: de cada encuentro, el vídeo junto con su transcripción y el chat. El encuentro es </w:t>
             </w:r>
             <w:r>
               <w:rPr>

--- a/Pregrado/Trabajo de grado 3/2026/_combinado_todos/Correo de bienvenida.docx
+++ b/Pregrado/Trabajo de grado 3/2026/_combinado_todos/Correo de bienvenida.docx
@@ -686,7 +686,7 @@
                 <w:color w:val="2B2B2B"/>
                 <w:sz w:val="20"/>
               </w:rPr>
-              <w:t xml:space="preserve">https://drive.google.com/drive/folders/1EHck-ZdbwwLJtDk2NsS4UDL1UMf1sLqZ?usp=sharing — busca por el </w:t>
+              <w:t xml:space="preserve">https://drive.google.com/drive/folders/1TPGCeqIsaCQsh4-n5sniy68EnE7HYOal?usp=sharing — busca por el </w:t>
             </w:r>
             <w:r>
               <w:rPr>
